--- a/template_sppd.docx
+++ b/template_sppd.docx
@@ -63,34 +63,14 @@
                 <w:szCs w:val="20"/>
               </w:rPr>
             </w:pPr>
-            <w:proofErr w:type="spellStart"/>
-            <w:r>
-              <w:rPr>
-                <w:rFonts w:ascii="Arial" w:hAnsi="Arial" w:cs="Arial"/>
-                <w:sz w:val="20"/>
-                <w:szCs w:val="20"/>
-              </w:rPr>
-              <w:t>Berangkat</w:t>
-            </w:r>
-            <w:proofErr w:type="spellEnd"/>
-            <w:r>
-              <w:rPr>
-                <w:rFonts w:ascii="Arial" w:hAnsi="Arial" w:cs="Arial"/>
-                <w:sz w:val="20"/>
-                <w:szCs w:val="20"/>
-              </w:rPr>
-              <w:t xml:space="preserve"> </w:t>
-            </w:r>
-            <w:proofErr w:type="spellStart"/>
-            <w:r>
-              <w:rPr>
-                <w:rFonts w:ascii="Arial" w:hAnsi="Arial" w:cs="Arial"/>
-                <w:sz w:val="20"/>
-                <w:szCs w:val="20"/>
-              </w:rPr>
-              <w:t>dari</w:t>
-            </w:r>
-            <w:proofErr w:type="spellEnd"/>
+            <w:r>
+              <w:rPr>
+                <w:rFonts w:ascii="Arial" w:hAnsi="Arial" w:cs="Arial"/>
+                <w:sz w:val="20"/>
+                <w:szCs w:val="20"/>
+              </w:rPr>
+              <w:t>Berangkat dari</w:t>
+            </w:r>
           </w:p>
           <w:p>
             <w:pPr>
@@ -125,57 +105,36 @@
                 <w:sz w:val="20"/>
                 <w:szCs w:val="20"/>
               </w:rPr>
-              <w:t xml:space="preserve">Pada </w:t>
-            </w:r>
-            <w:proofErr w:type="spellStart"/>
-            <w:r>
-              <w:rPr>
-                <w:rFonts w:ascii="Arial" w:hAnsi="Arial" w:cs="Arial"/>
-                <w:sz w:val="20"/>
-                <w:szCs w:val="20"/>
-              </w:rPr>
-              <w:t>tanggal</w:t>
-            </w:r>
-            <w:proofErr w:type="spellEnd"/>
-          </w:p>
-          <w:p>
-            <w:pPr>
-              <w:spacing w:after="0" w:line="360" w:lineRule="auto"/>
-              <w:rPr>
-                <w:rFonts w:ascii="Arial" w:hAnsi="Arial" w:cs="Arial"/>
-                <w:sz w:val="20"/>
-                <w:szCs w:val="20"/>
-              </w:rPr>
-            </w:pPr>
-            <w:proofErr w:type="spellStart"/>
-            <w:r>
-              <w:rPr>
-                <w:rFonts w:ascii="Arial" w:hAnsi="Arial" w:cs="Arial"/>
-                <w:sz w:val="20"/>
-                <w:szCs w:val="20"/>
-              </w:rPr>
-              <w:t>Pejabat</w:t>
-            </w:r>
-            <w:proofErr w:type="spellEnd"/>
-            <w:r>
-              <w:rPr>
-                <w:rFonts w:ascii="Arial" w:hAnsi="Arial" w:cs="Arial"/>
-                <w:sz w:val="20"/>
-                <w:szCs w:val="20"/>
-              </w:rPr>
-              <w:t xml:space="preserve"> yang </w:t>
-            </w:r>
-          </w:p>
-          <w:p>
-            <w:pPr>
-              <w:spacing w:after="0" w:line="360" w:lineRule="auto"/>
-              <w:rPr>
-                <w:rFonts w:ascii="Arial" w:hAnsi="Arial" w:cs="Arial"/>
-                <w:sz w:val="20"/>
-                <w:szCs w:val="20"/>
-              </w:rPr>
-            </w:pPr>
-            <w:proofErr w:type="spellStart"/>
+              <w:t>Pada tanggal</w:t>
+            </w:r>
+          </w:p>
+          <w:p>
+            <w:pPr>
+              <w:spacing w:after="0" w:line="360" w:lineRule="auto"/>
+              <w:rPr>
+                <w:rFonts w:ascii="Arial" w:hAnsi="Arial" w:cs="Arial"/>
+                <w:sz w:val="20"/>
+                <w:szCs w:val="20"/>
+              </w:rPr>
+            </w:pPr>
+            <w:r>
+              <w:rPr>
+                <w:rFonts w:ascii="Arial" w:hAnsi="Arial" w:cs="Arial"/>
+                <w:sz w:val="20"/>
+                <w:szCs w:val="20"/>
+              </w:rPr>
+              <w:t xml:space="preserve">Pejabat yang </w:t>
+            </w:r>
+          </w:p>
+          <w:p>
+            <w:pPr>
+              <w:spacing w:after="0" w:line="360" w:lineRule="auto"/>
+              <w:rPr>
+                <w:rFonts w:ascii="Arial" w:hAnsi="Arial" w:cs="Arial"/>
+                <w:sz w:val="20"/>
+                <w:szCs w:val="20"/>
+              </w:rPr>
+            </w:pPr>
             <w:r>
               <w:rPr>
                 <w:rFonts w:ascii="Arial" w:hAnsi="Arial" w:cs="Arial"/>
@@ -184,7 +143,6 @@
               </w:rPr>
               <w:t>berwenang</w:t>
             </w:r>
-            <w:proofErr w:type="spellEnd"/>
           </w:p>
           <w:p>
             <w:pPr>
@@ -438,7 +396,6 @@
               <w:spacing w:after="0" w:line="360" w:lineRule="auto"/>
               <w:rPr>
                 <w:rFonts w:ascii="Arial" w:hAnsi="Arial" w:cs="Arial"/>
-                <w:color w:val="EE0000"/>
                 <w:sz w:val="20"/>
                 <w:szCs w:val="20"/>
                 <w:lang w:val="id-ID"/>
@@ -447,7 +404,6 @@
             <w:r>
               <w:rPr>
                 <w:rFonts w:ascii="Arial" w:hAnsi="Arial" w:cs="Arial"/>
-                <w:color w:val="EE0000"/>
                 <w:sz w:val="20"/>
                 <w:szCs w:val="20"/>
                 <w:lang w:val="id-ID"/>
@@ -460,7 +416,6 @@
               <w:spacing w:after="0" w:line="360" w:lineRule="auto"/>
               <w:rPr>
                 <w:rFonts w:ascii="Arial" w:hAnsi="Arial" w:cs="Arial"/>
-                <w:color w:val="EE0000"/>
                 <w:sz w:val="20"/>
                 <w:szCs w:val="20"/>
               </w:rPr>
@@ -469,23 +424,11 @@
             <w:r>
               <w:rPr>
                 <w:rFonts w:ascii="Arial" w:hAnsi="Arial" w:cs="Arial"/>
-                <w:color w:val="EE0000"/>
-                <w:sz w:val="20"/>
-                <w:szCs w:val="20"/>
-              </w:rPr>
-              <w:t xml:space="preserve">Try Out </w:t>
-            </w:r>
-            <w:proofErr w:type="spellStart"/>
-            <w:r>
-              <w:rPr>
-                <w:rFonts w:ascii="Arial" w:hAnsi="Arial" w:cs="Arial"/>
-                <w:color w:val="EE0000"/>
-                <w:sz w:val="20"/>
-                <w:szCs w:val="20"/>
-              </w:rPr>
-              <w:t>Catur</w:t>
-            </w:r>
-            <w:proofErr w:type="spellEnd"/>
+                <w:sz w:val="20"/>
+                <w:szCs w:val="20"/>
+              </w:rPr>
+              <w:t>Try Out Catur</w:t>
+            </w:r>
           </w:p>
           <w:bookmarkEnd w:id="0"/>
           <w:p>
@@ -515,7 +458,6 @@
                 <w:szCs w:val="20"/>
               </w:rPr>
             </w:pPr>
-            <w:proofErr w:type="spellStart"/>
             <w:r>
               <w:rPr>
                 <w:rFonts w:ascii="Arial" w:hAnsi="Arial" w:cs="Arial"/>
@@ -524,7 +466,6 @@
               </w:rPr>
               <w:t>Sekrertaris</w:t>
             </w:r>
-            <w:proofErr w:type="spellEnd"/>
             <w:r>
               <w:rPr>
                 <w:rFonts w:ascii="Arial" w:hAnsi="Arial" w:cs="Arial"/>
@@ -552,23 +493,13 @@
                 <w:szCs w:val="20"/>
               </w:rPr>
             </w:pPr>
-            <w:proofErr w:type="spellStart"/>
-            <w:r>
-              <w:rPr>
-                <w:rFonts w:ascii="Arial" w:hAnsi="Arial" w:cs="Arial"/>
-                <w:sz w:val="20"/>
-                <w:szCs w:val="20"/>
-              </w:rPr>
-              <w:t>Kabupaten</w:t>
-            </w:r>
-            <w:proofErr w:type="spellEnd"/>
-            <w:r>
-              <w:rPr>
-                <w:rFonts w:ascii="Arial" w:hAnsi="Arial" w:cs="Arial"/>
-                <w:sz w:val="20"/>
-                <w:szCs w:val="20"/>
-              </w:rPr>
-              <w:t xml:space="preserve"> Tangerang</w:t>
+            <w:r>
+              <w:rPr>
+                <w:rFonts w:ascii="Arial" w:hAnsi="Arial" w:cs="Arial"/>
+                <w:sz w:val="20"/>
+                <w:szCs w:val="20"/>
+              </w:rPr>
+              <w:t>Kabupaten Tangerang</w:t>
             </w:r>
           </w:p>
           <w:p>
@@ -581,23 +512,13 @@
                 <w:lang w:val="id-ID"/>
               </w:rPr>
             </w:pPr>
-            <w:proofErr w:type="spellStart"/>
-            <w:r>
-              <w:rPr>
-                <w:rFonts w:ascii="Arial" w:hAnsi="Arial" w:cs="Arial"/>
-                <w:sz w:val="20"/>
-                <w:szCs w:val="20"/>
-              </w:rPr>
-              <w:t>Adang</w:t>
-            </w:r>
-            <w:proofErr w:type="spellEnd"/>
-            <w:r>
-              <w:rPr>
-                <w:rFonts w:ascii="Arial" w:hAnsi="Arial" w:cs="Arial"/>
-                <w:sz w:val="20"/>
-                <w:szCs w:val="20"/>
-              </w:rPr>
-              <w:t xml:space="preserve"> Akbarudin</w:t>
+            <w:r>
+              <w:rPr>
+                <w:rFonts w:ascii="Arial" w:hAnsi="Arial" w:cs="Arial"/>
+                <w:sz w:val="20"/>
+                <w:szCs w:val="20"/>
+              </w:rPr>
+              <w:t>Adang Akbarudin</w:t>
             </w:r>
             <w:r>
               <w:rPr>
@@ -847,7 +768,6 @@
               <w:spacing w:after="0" w:line="360" w:lineRule="auto"/>
               <w:rPr>
                 <w:rFonts w:ascii="Arial" w:hAnsi="Arial" w:cs="Arial"/>
-                <w:color w:val="EE0000"/>
                 <w:sz w:val="20"/>
                 <w:szCs w:val="20"/>
                 <w:lang w:val="id-ID"/>
@@ -856,37 +776,24 @@
             <w:r>
               <w:rPr>
                 <w:rFonts w:ascii="Arial" w:hAnsi="Arial" w:cs="Arial"/>
-                <w:color w:val="EE0000"/>
                 <w:sz w:val="20"/>
                 <w:szCs w:val="20"/>
               </w:rPr>
               <w:t>Tangerang</w:t>
             </w:r>
-            <w:r>
-              <w:rPr>
-                <w:rFonts w:ascii="Arial" w:hAnsi="Arial" w:cs="Arial"/>
-                <w:color w:val="EE0000"/>
-                <w:sz w:val="20"/>
-                <w:szCs w:val="20"/>
-                <w:lang w:val="id-ID"/>
-              </w:rPr>
-              <w:t xml:space="preserve"> </w:t>
-            </w:r>
-          </w:p>
-          <w:p>
-            <w:pPr>
-              <w:spacing w:after="0" w:line="360" w:lineRule="auto"/>
-              <w:rPr>
-                <w:rFonts w:ascii="Arial" w:hAnsi="Arial" w:cs="Arial"/>
-                <w:color w:val="EE0000"/>
-                <w:sz w:val="20"/>
-                <w:szCs w:val="20"/>
-              </w:rPr>
-            </w:pPr>
-            <w:r>
-              <w:rPr>
-                <w:rFonts w:ascii="Arial" w:hAnsi="Arial" w:cs="Arial"/>
-                <w:color w:val="EE0000"/>
+          </w:p>
+          <w:p>
+            <w:pPr>
+              <w:spacing w:after="0" w:line="360" w:lineRule="auto"/>
+              <w:rPr>
+                <w:rFonts w:ascii="Arial" w:hAnsi="Arial" w:cs="Arial"/>
+                <w:sz w:val="20"/>
+                <w:szCs w:val="20"/>
+              </w:rPr>
+            </w:pPr>
+            <w:r>
+              <w:rPr>
+                <w:rFonts w:ascii="Arial" w:hAnsi="Arial" w:cs="Arial"/>
                 <w:sz w:val="20"/>
                 <w:szCs w:val="20"/>
               </w:rPr>
@@ -1185,7 +1092,6 @@
                 <w:szCs w:val="20"/>
               </w:rPr>
             </w:pPr>
-            <w:proofErr w:type="spellStart"/>
             <w:r>
               <w:rPr>
                 <w:rFonts w:ascii="Arial" w:hAnsi="Arial" w:cs="Arial"/>
@@ -1194,7 +1100,6 @@
               </w:rPr>
               <w:t>Jabatan</w:t>
             </w:r>
-            <w:proofErr w:type="spellEnd"/>
           </w:p>
           <w:p>
             <w:pPr>
@@ -1405,50 +1310,15 @@
           <w:p>
             <w:pPr>
               <w:spacing w:after="0" w:line="240" w:lineRule="auto"/>
-              <w:rPr>
-                <w:color w:val="EE0000"/>
-              </w:rPr>
-            </w:pPr>
-            <w:r>
-              <w:rPr>
-                <w:color w:val="EE0000"/>
-              </w:rPr>
-              <w:t xml:space="preserve">Piset Square. Jl. </w:t>
-            </w:r>
-            <w:proofErr w:type="spellStart"/>
-            <w:r>
-              <w:rPr>
-                <w:color w:val="EE0000"/>
-              </w:rPr>
-              <w:t>Pelajar</w:t>
-            </w:r>
-            <w:proofErr w:type="spellEnd"/>
-            <w:r>
-              <w:rPr>
-                <w:color w:val="EE0000"/>
-              </w:rPr>
-              <w:t xml:space="preserve"> </w:t>
-            </w:r>
-            <w:proofErr w:type="spellStart"/>
-            <w:r>
-              <w:rPr>
-                <w:color w:val="EE0000"/>
-              </w:rPr>
-              <w:t>Pejuang</w:t>
-            </w:r>
-            <w:proofErr w:type="spellEnd"/>
-            <w:r>
-              <w:rPr>
-                <w:color w:val="EE0000"/>
-              </w:rPr>
-              <w:t xml:space="preserve"> No. 119 Bandung</w:t>
+            </w:pPr>
+            <w:r>
+              <w:t>Piset Square. Jl. Pelajar Pejuang No. 119 Bandung</w:t>
             </w:r>
           </w:p>
           <w:p>
             <w:pPr>
               <w:spacing w:after="0" w:line="240" w:lineRule="auto"/>
               <w:rPr>
-                <w:color w:val="EE0000"/>
                 <w:sz w:val="16"/>
                 <w:szCs w:val="16"/>
               </w:rPr>
@@ -1459,28 +1329,17 @@
               <w:spacing w:after="0" w:line="360" w:lineRule="auto"/>
               <w:rPr>
                 <w:rFonts w:ascii="Arial" w:hAnsi="Arial" w:cs="Arial"/>
-                <w:color w:val="EE0000"/>
-                <w:sz w:val="20"/>
-                <w:szCs w:val="20"/>
-              </w:rPr>
-            </w:pPr>
-            <w:r>
-              <w:rPr>
-                <w:rFonts w:ascii="Arial" w:hAnsi="Arial" w:cs="Arial"/>
-                <w:color w:val="EE0000"/>
-                <w:sz w:val="20"/>
-                <w:szCs w:val="20"/>
-              </w:rPr>
-              <w:t>17 Oktober</w:t>
-            </w:r>
-            <w:r>
-              <w:rPr>
-                <w:rFonts w:ascii="Arial" w:hAnsi="Arial" w:cs="Arial"/>
-                <w:color w:val="EE0000"/>
-                <w:sz w:val="20"/>
-                <w:szCs w:val="20"/>
-              </w:rPr>
-              <w:t xml:space="preserve"> 2026</w:t>
+                <w:sz w:val="20"/>
+                <w:szCs w:val="20"/>
+              </w:rPr>
+            </w:pPr>
+            <w:r>
+              <w:rPr>
+                <w:rFonts w:ascii="Arial" w:hAnsi="Arial" w:cs="Arial"/>
+                <w:sz w:val="20"/>
+                <w:szCs w:val="20"/>
+              </w:rPr>
+              <w:t>17 Oktober 2026</w:t>
             </w:r>
           </w:p>
           <w:p>
@@ -1597,7 +1456,6 @@
                 <w:szCs w:val="20"/>
               </w:rPr>
             </w:pPr>
-            <w:proofErr w:type="spellStart"/>
             <w:r>
               <w:rPr>
                 <w:rFonts w:ascii="Arial" w:hAnsi="Arial" w:cs="Arial"/>
@@ -1606,7 +1464,6 @@
               </w:rPr>
               <w:t>Jabatan</w:t>
             </w:r>
-            <w:proofErr w:type="spellEnd"/>
           </w:p>
           <w:p>
             <w:pPr>
@@ -1655,52 +1512,14 @@
           <w:p>
             <w:pPr>
               <w:spacing w:after="0"/>
-              <w:rPr>
-                <w:color w:val="EE0000"/>
-              </w:rPr>
-            </w:pPr>
-            <w:r>
-              <w:rPr>
-                <w:rFonts w:ascii="Arial" w:hAnsi="Arial" w:cs="Arial"/>
-                <w:color w:val="EE0000"/>
-                <w:sz w:val="20"/>
-                <w:szCs w:val="20"/>
-              </w:rPr>
-              <w:t>T</w:t>
-            </w:r>
-            <w:r>
-              <w:rPr>
-                <w:color w:val="EE0000"/>
-              </w:rPr>
-              <w:t xml:space="preserve"> Piset Square. Jl. </w:t>
-            </w:r>
-            <w:proofErr w:type="spellStart"/>
-            <w:r>
-              <w:rPr>
-                <w:color w:val="EE0000"/>
-              </w:rPr>
-              <w:t>Pelajar</w:t>
-            </w:r>
-            <w:proofErr w:type="spellEnd"/>
-            <w:r>
-              <w:rPr>
-                <w:color w:val="EE0000"/>
-              </w:rPr>
-              <w:t xml:space="preserve"> </w:t>
-            </w:r>
-            <w:proofErr w:type="spellStart"/>
-            <w:r>
-              <w:rPr>
-                <w:color w:val="EE0000"/>
-              </w:rPr>
-              <w:t>Pejuang</w:t>
-            </w:r>
-            <w:proofErr w:type="spellEnd"/>
-            <w:r>
-              <w:rPr>
-                <w:color w:val="EE0000"/>
-              </w:rPr>
-              <w:t xml:space="preserve"> No. 119 Bandung</w:t>
+            </w:pPr>
+            <w:r>
+              <w:rPr>
+                <w:rFonts w:ascii="Arial" w:hAnsi="Arial" w:cs="Arial"/>
+                <w:sz w:val="20"/>
+                <w:szCs w:val="20"/>
+              </w:rPr>
+              <w:t>Piset Square. Jl. Pelajar Pejuang No. 119 Bandung</w:t>
             </w:r>
           </w:p>
           <w:p>
@@ -1708,15 +1527,13 @@
               <w:spacing w:after="0" w:line="480" w:lineRule="auto"/>
               <w:rPr>
                 <w:rFonts w:ascii="Arial" w:hAnsi="Arial" w:cs="Arial"/>
-                <w:color w:val="EE0000"/>
-                <w:sz w:val="20"/>
-                <w:szCs w:val="20"/>
-              </w:rPr>
-            </w:pPr>
-            <w:r>
-              <w:rPr>
-                <w:rFonts w:ascii="Arial" w:hAnsi="Arial" w:cs="Arial"/>
-                <w:color w:val="EE0000"/>
+                <w:sz w:val="20"/>
+                <w:szCs w:val="20"/>
+              </w:rPr>
+            </w:pPr>
+            <w:r>
+              <w:rPr>
+                <w:rFonts w:ascii="Arial" w:hAnsi="Arial" w:cs="Arial"/>
                 <w:sz w:val="20"/>
                 <w:szCs w:val="20"/>
               </w:rPr>
@@ -1729,7 +1546,6 @@
               <w:jc w:val="both"/>
               <w:rPr>
                 <w:rFonts w:ascii="Arial" w:hAnsi="Arial" w:cs="Arial"/>
-                <w:color w:val="EE0000"/>
                 <w:sz w:val="20"/>
                 <w:szCs w:val="20"/>
               </w:rPr>
@@ -1855,7 +1671,6 @@
                 <w:szCs w:val="20"/>
               </w:rPr>
             </w:pPr>
-            <w:proofErr w:type="spellStart"/>
             <w:r>
               <w:rPr>
                 <w:rFonts w:ascii="Arial" w:hAnsi="Arial" w:cs="Arial"/>
@@ -1864,7 +1679,6 @@
               </w:rPr>
               <w:t>Jabatan</w:t>
             </w:r>
-            <w:proofErr w:type="spellEnd"/>
           </w:p>
           <w:p>
             <w:pPr>
@@ -2154,7 +1968,6 @@
                 <w:szCs w:val="20"/>
               </w:rPr>
             </w:pPr>
-            <w:proofErr w:type="spellStart"/>
             <w:r>
               <w:rPr>
                 <w:rFonts w:ascii="Arial" w:hAnsi="Arial" w:cs="Arial"/>
@@ -2163,7 +1976,6 @@
               </w:rPr>
               <w:t>Jabatan</w:t>
             </w:r>
-            <w:proofErr w:type="spellEnd"/>
           </w:p>
           <w:p>
             <w:pPr>
@@ -2378,7 +2190,6 @@
                 <w:szCs w:val="20"/>
               </w:rPr>
             </w:pPr>
-            <w:proofErr w:type="spellStart"/>
             <w:r>
               <w:rPr>
                 <w:rFonts w:ascii="Arial" w:hAnsi="Arial" w:cs="Arial"/>
@@ -2387,7 +2198,6 @@
               </w:rPr>
               <w:t>Jabatan</w:t>
             </w:r>
-            <w:proofErr w:type="spellEnd"/>
           </w:p>
           <w:p>
             <w:pPr>
@@ -2677,7 +2487,6 @@
                 <w:szCs w:val="20"/>
               </w:rPr>
             </w:pPr>
-            <w:proofErr w:type="spellStart"/>
             <w:r>
               <w:rPr>
                 <w:rFonts w:ascii="Arial" w:hAnsi="Arial" w:cs="Arial"/>
@@ -2686,7 +2495,6 @@
               </w:rPr>
               <w:t>Jabatan</w:t>
             </w:r>
-            <w:proofErr w:type="spellEnd"/>
           </w:p>
           <w:p>
             <w:pPr>
@@ -2795,7 +2603,6 @@
                 <w:szCs w:val="20"/>
               </w:rPr>
             </w:pPr>
-            <w:proofErr w:type="gramStart"/>
             <w:r>
               <w:rPr>
                 <w:rFonts w:ascii="Arial" w:hAnsi="Arial" w:cs="Arial"/>
@@ -2821,7 +2628,6 @@
               </w:rPr>
               <w:t>ATAN :</w:t>
             </w:r>
-            <w:proofErr w:type="gramEnd"/>
           </w:p>
         </w:tc>
       </w:tr>
@@ -2866,23 +2672,13 @@
                 <w:szCs w:val="20"/>
               </w:rPr>
             </w:pPr>
-            <w:proofErr w:type="gramStart"/>
-            <w:r>
-              <w:rPr>
-                <w:rFonts w:ascii="Arial" w:hAnsi="Arial" w:cs="Arial"/>
-                <w:sz w:val="20"/>
-                <w:szCs w:val="20"/>
-              </w:rPr>
-              <w:t>PERHATIAN :</w:t>
-            </w:r>
-            <w:proofErr w:type="gramEnd"/>
-            <w:r>
-              <w:rPr>
-                <w:rFonts w:ascii="Arial" w:hAnsi="Arial" w:cs="Arial"/>
-                <w:sz w:val="20"/>
-                <w:szCs w:val="20"/>
-              </w:rPr>
-              <w:t xml:space="preserve"> </w:t>
+            <w:r>
+              <w:rPr>
+                <w:rFonts w:ascii="Arial" w:hAnsi="Arial" w:cs="Arial"/>
+                <w:sz w:val="20"/>
+                <w:szCs w:val="20"/>
+              </w:rPr>
+              <w:t xml:space="preserve">PERHATIAN : </w:t>
             </w:r>
           </w:p>
           <w:p>
@@ -2895,329 +2691,13 @@
                 <w:lang w:val="id-ID"/>
               </w:rPr>
             </w:pPr>
-            <w:proofErr w:type="spellStart"/>
             <w:r>
               <w:rPr>
                 <w:rFonts w:ascii="Arial" w:hAnsi="Arial" w:cs="Arial"/>
                 <w:sz w:val="16"/>
                 <w:szCs w:val="20"/>
               </w:rPr>
-              <w:t>Pejabat</w:t>
-            </w:r>
-            <w:proofErr w:type="spellEnd"/>
-            <w:r>
-              <w:rPr>
-                <w:rFonts w:ascii="Arial" w:hAnsi="Arial" w:cs="Arial"/>
-                <w:sz w:val="16"/>
-                <w:szCs w:val="20"/>
-              </w:rPr>
-              <w:t xml:space="preserve"> yang </w:t>
-            </w:r>
-            <w:proofErr w:type="spellStart"/>
-            <w:r>
-              <w:rPr>
-                <w:rFonts w:ascii="Arial" w:hAnsi="Arial" w:cs="Arial"/>
-                <w:sz w:val="16"/>
-                <w:szCs w:val="20"/>
-              </w:rPr>
-              <w:t>berwenang</w:t>
-            </w:r>
-            <w:proofErr w:type="spellEnd"/>
-            <w:r>
-              <w:rPr>
-                <w:rFonts w:ascii="Arial" w:hAnsi="Arial" w:cs="Arial"/>
-                <w:sz w:val="16"/>
-                <w:szCs w:val="20"/>
-              </w:rPr>
-              <w:t xml:space="preserve">, </w:t>
-            </w:r>
-            <w:proofErr w:type="spellStart"/>
-            <w:r>
-              <w:rPr>
-                <w:rFonts w:ascii="Arial" w:hAnsi="Arial" w:cs="Arial"/>
-                <w:sz w:val="16"/>
-                <w:szCs w:val="20"/>
-              </w:rPr>
-              <w:t>Pelaksana</w:t>
-            </w:r>
-            <w:proofErr w:type="spellEnd"/>
-            <w:r>
-              <w:rPr>
-                <w:rFonts w:ascii="Arial" w:hAnsi="Arial" w:cs="Arial"/>
-                <w:sz w:val="16"/>
-                <w:szCs w:val="20"/>
-              </w:rPr>
-              <w:t xml:space="preserve"> </w:t>
-            </w:r>
-            <w:proofErr w:type="spellStart"/>
-            <w:r>
-              <w:rPr>
-                <w:rFonts w:ascii="Arial" w:hAnsi="Arial" w:cs="Arial"/>
-                <w:sz w:val="16"/>
-                <w:szCs w:val="20"/>
-              </w:rPr>
-              <w:t>Perjalanan</w:t>
-            </w:r>
-            <w:proofErr w:type="spellEnd"/>
-            <w:r>
-              <w:rPr>
-                <w:rFonts w:ascii="Arial" w:hAnsi="Arial" w:cs="Arial"/>
-                <w:sz w:val="16"/>
-                <w:szCs w:val="20"/>
-              </w:rPr>
-              <w:t xml:space="preserve"> Dinas, Para </w:t>
-            </w:r>
-            <w:proofErr w:type="spellStart"/>
-            <w:r>
-              <w:rPr>
-                <w:rFonts w:ascii="Arial" w:hAnsi="Arial" w:cs="Arial"/>
-                <w:sz w:val="16"/>
-                <w:szCs w:val="20"/>
-              </w:rPr>
-              <w:t>Pejabat</w:t>
-            </w:r>
-            <w:proofErr w:type="spellEnd"/>
-            <w:r>
-              <w:rPr>
-                <w:rFonts w:ascii="Arial" w:hAnsi="Arial" w:cs="Arial"/>
-                <w:sz w:val="16"/>
-                <w:szCs w:val="20"/>
-              </w:rPr>
-              <w:t xml:space="preserve"> yang </w:t>
-            </w:r>
-            <w:proofErr w:type="spellStart"/>
-            <w:r>
-              <w:rPr>
-                <w:rFonts w:ascii="Arial" w:hAnsi="Arial" w:cs="Arial"/>
-                <w:sz w:val="16"/>
-                <w:szCs w:val="20"/>
-              </w:rPr>
-              <w:t>mengesahkan</w:t>
-            </w:r>
-            <w:proofErr w:type="spellEnd"/>
-            <w:r>
-              <w:rPr>
-                <w:rFonts w:ascii="Arial" w:hAnsi="Arial" w:cs="Arial"/>
-                <w:sz w:val="16"/>
-                <w:szCs w:val="20"/>
-              </w:rPr>
-              <w:t xml:space="preserve"> </w:t>
-            </w:r>
-            <w:proofErr w:type="spellStart"/>
-            <w:r>
-              <w:rPr>
-                <w:rFonts w:ascii="Arial" w:hAnsi="Arial" w:cs="Arial"/>
-                <w:sz w:val="16"/>
-                <w:szCs w:val="20"/>
-              </w:rPr>
-              <w:t>tanggal</w:t>
-            </w:r>
-            <w:proofErr w:type="spellEnd"/>
-            <w:r>
-              <w:rPr>
-                <w:rFonts w:ascii="Arial" w:hAnsi="Arial" w:cs="Arial"/>
-                <w:sz w:val="16"/>
-                <w:szCs w:val="20"/>
-              </w:rPr>
-              <w:t xml:space="preserve"> </w:t>
-            </w:r>
-            <w:proofErr w:type="spellStart"/>
-            <w:r>
-              <w:rPr>
-                <w:rFonts w:ascii="Arial" w:hAnsi="Arial" w:cs="Arial"/>
-                <w:sz w:val="16"/>
-                <w:szCs w:val="20"/>
-              </w:rPr>
-              <w:t>berangkat</w:t>
-            </w:r>
-            <w:proofErr w:type="spellEnd"/>
-            <w:r>
-              <w:rPr>
-                <w:rFonts w:ascii="Arial" w:hAnsi="Arial" w:cs="Arial"/>
-                <w:sz w:val="16"/>
-                <w:szCs w:val="20"/>
-              </w:rPr>
-              <w:t xml:space="preserve"> / </w:t>
-            </w:r>
-            <w:proofErr w:type="spellStart"/>
-            <w:r>
-              <w:rPr>
-                <w:rFonts w:ascii="Arial" w:hAnsi="Arial" w:cs="Arial"/>
-                <w:sz w:val="16"/>
-                <w:szCs w:val="20"/>
-              </w:rPr>
-              <w:t>tiba</w:t>
-            </w:r>
-            <w:proofErr w:type="spellEnd"/>
-            <w:r>
-              <w:rPr>
-                <w:rFonts w:ascii="Arial" w:hAnsi="Arial" w:cs="Arial"/>
-                <w:sz w:val="16"/>
-                <w:szCs w:val="20"/>
-              </w:rPr>
-              <w:t xml:space="preserve">, </w:t>
-            </w:r>
-            <w:proofErr w:type="spellStart"/>
-            <w:r>
-              <w:rPr>
-                <w:rFonts w:ascii="Arial" w:hAnsi="Arial" w:cs="Arial"/>
-                <w:sz w:val="16"/>
-                <w:szCs w:val="20"/>
-              </w:rPr>
-              <w:t>serta</w:t>
-            </w:r>
-            <w:proofErr w:type="spellEnd"/>
-            <w:r>
-              <w:rPr>
-                <w:rFonts w:ascii="Arial" w:hAnsi="Arial" w:cs="Arial"/>
-                <w:sz w:val="16"/>
-                <w:szCs w:val="20"/>
-              </w:rPr>
-              <w:t xml:space="preserve"> </w:t>
-            </w:r>
-            <w:proofErr w:type="spellStart"/>
-            <w:r>
-              <w:rPr>
-                <w:rFonts w:ascii="Arial" w:hAnsi="Arial" w:cs="Arial"/>
-                <w:sz w:val="16"/>
-                <w:szCs w:val="20"/>
-              </w:rPr>
-              <w:t>bendahara</w:t>
-            </w:r>
-            <w:proofErr w:type="spellEnd"/>
-            <w:r>
-              <w:rPr>
-                <w:rFonts w:ascii="Arial" w:hAnsi="Arial" w:cs="Arial"/>
-                <w:sz w:val="16"/>
-                <w:szCs w:val="20"/>
-              </w:rPr>
-              <w:t xml:space="preserve"> </w:t>
-            </w:r>
-            <w:proofErr w:type="spellStart"/>
-            <w:r>
-              <w:rPr>
-                <w:rFonts w:ascii="Arial" w:hAnsi="Arial" w:cs="Arial"/>
-                <w:sz w:val="16"/>
-                <w:szCs w:val="20"/>
-              </w:rPr>
-              <w:t>pengeluaran</w:t>
-            </w:r>
-            <w:proofErr w:type="spellEnd"/>
-            <w:r>
-              <w:rPr>
-                <w:rFonts w:ascii="Arial" w:hAnsi="Arial" w:cs="Arial"/>
-                <w:sz w:val="16"/>
-                <w:szCs w:val="20"/>
-              </w:rPr>
-              <w:t xml:space="preserve"> </w:t>
-            </w:r>
-            <w:proofErr w:type="spellStart"/>
-            <w:r>
-              <w:rPr>
-                <w:rFonts w:ascii="Arial" w:hAnsi="Arial" w:cs="Arial"/>
-                <w:sz w:val="16"/>
-                <w:szCs w:val="20"/>
-              </w:rPr>
-              <w:t>bertanggung</w:t>
-            </w:r>
-            <w:proofErr w:type="spellEnd"/>
-            <w:r>
-              <w:rPr>
-                <w:rFonts w:ascii="Arial" w:hAnsi="Arial" w:cs="Arial"/>
-                <w:sz w:val="16"/>
-                <w:szCs w:val="20"/>
-              </w:rPr>
-              <w:t xml:space="preserve"> </w:t>
-            </w:r>
-            <w:proofErr w:type="spellStart"/>
-            <w:r>
-              <w:rPr>
-                <w:rFonts w:ascii="Arial" w:hAnsi="Arial" w:cs="Arial"/>
-                <w:sz w:val="16"/>
-                <w:szCs w:val="20"/>
-              </w:rPr>
-              <w:t>jawab</w:t>
-            </w:r>
-            <w:proofErr w:type="spellEnd"/>
-            <w:r>
-              <w:rPr>
-                <w:rFonts w:ascii="Arial" w:hAnsi="Arial" w:cs="Arial"/>
-                <w:sz w:val="16"/>
-                <w:szCs w:val="20"/>
-              </w:rPr>
-              <w:t xml:space="preserve"> </w:t>
-            </w:r>
-            <w:proofErr w:type="spellStart"/>
-            <w:r>
-              <w:rPr>
-                <w:rFonts w:ascii="Arial" w:hAnsi="Arial" w:cs="Arial"/>
-                <w:sz w:val="16"/>
-                <w:szCs w:val="20"/>
-              </w:rPr>
-              <w:t>berdasarkan</w:t>
-            </w:r>
-            <w:proofErr w:type="spellEnd"/>
-            <w:r>
-              <w:rPr>
-                <w:rFonts w:ascii="Arial" w:hAnsi="Arial" w:cs="Arial"/>
-                <w:sz w:val="16"/>
-                <w:szCs w:val="20"/>
-              </w:rPr>
-              <w:t xml:space="preserve"> </w:t>
-            </w:r>
-            <w:proofErr w:type="spellStart"/>
-            <w:r>
-              <w:rPr>
-                <w:rFonts w:ascii="Arial" w:hAnsi="Arial" w:cs="Arial"/>
-                <w:sz w:val="16"/>
-                <w:szCs w:val="20"/>
-              </w:rPr>
-              <w:t>peraturan-peraturan</w:t>
-            </w:r>
-            <w:proofErr w:type="spellEnd"/>
-            <w:r>
-              <w:rPr>
-                <w:rFonts w:ascii="Arial" w:hAnsi="Arial" w:cs="Arial"/>
-                <w:sz w:val="16"/>
-                <w:szCs w:val="20"/>
-              </w:rPr>
-              <w:t xml:space="preserve"> </w:t>
-            </w:r>
-            <w:proofErr w:type="spellStart"/>
-            <w:r>
-              <w:rPr>
-                <w:rFonts w:ascii="Arial" w:hAnsi="Arial" w:cs="Arial"/>
-                <w:sz w:val="16"/>
-                <w:szCs w:val="20"/>
-              </w:rPr>
-              <w:t>mengenai</w:t>
-            </w:r>
-            <w:proofErr w:type="spellEnd"/>
-            <w:r>
-              <w:rPr>
-                <w:rFonts w:ascii="Arial" w:hAnsi="Arial" w:cs="Arial"/>
-                <w:sz w:val="16"/>
-                <w:szCs w:val="20"/>
-              </w:rPr>
-              <w:t xml:space="preserve"> </w:t>
-            </w:r>
-            <w:proofErr w:type="spellStart"/>
-            <w:r>
-              <w:rPr>
-                <w:rFonts w:ascii="Arial" w:hAnsi="Arial" w:cs="Arial"/>
-                <w:sz w:val="16"/>
-                <w:szCs w:val="20"/>
-              </w:rPr>
-              <w:t>keuangan</w:t>
-            </w:r>
-            <w:proofErr w:type="spellEnd"/>
-            <w:r>
-              <w:rPr>
-                <w:rFonts w:ascii="Arial" w:hAnsi="Arial" w:cs="Arial"/>
-                <w:sz w:val="16"/>
-                <w:szCs w:val="20"/>
-              </w:rPr>
-              <w:t xml:space="preserve"> Negara/Daerah</w:t>
+              <w:t>Pejabat yang berwenang, Pelaksana Perjalanan Dinas, Para Pejabat yang mengesahkan tanggal berangkat / tiba, serta bendahara pengeluaran bertanggung jawab berdasarkan peraturan-peraturan mengenai keuangan Negara/Daerah</w:t>
             </w:r>
             <w:r>
               <w:rPr>
@@ -3235,7 +2715,6 @@
     <w:p>
       <w:pPr>
         <w:rPr>
-          <w:color w:val="000000" w:themeColor="text1"/>
           <w:lang w:val="id-ID"/>
         </w:rPr>
       </w:pPr>
